--- a/WebContent/docx/PD-L1检测报告-苏州市立医院-本部&北区.docx
+++ b/WebContent/docx/PD-L1检测报告-苏州市立医院-本部&北区.docx
@@ -1805,67 +1805,6 @@
           <w:szCs w:val="18"/>
         </w:rPr>
       </w:pPr>
-      <w:r>
-        <w:rPr>
-          <w:sz w:val="18"/>
-        </w:rPr>
-        <w:drawing>
-          <wp:anchor distT="0" distB="0" distL="114300" distR="114300" simplePos="0" relativeHeight="251664384" behindDoc="0" locked="0" layoutInCell="1" allowOverlap="1">
-            <wp:simplePos x="0" y="0"/>
-            <wp:positionH relativeFrom="column">
-              <wp:posOffset>4572000</wp:posOffset>
-            </wp:positionH>
-            <wp:positionV relativeFrom="paragraph">
-              <wp:posOffset>120015</wp:posOffset>
-            </wp:positionV>
-            <wp:extent cx="1442085" cy="1442085"/>
-            <wp:effectExtent l="0" t="0" r="5715" b="5715"/>
-            <wp:wrapNone/>
-            <wp:docPr id="18" name="图片 8"/>
-            <wp:cNvGraphicFramePr>
-              <a:graphicFrameLocks xmlns:a="http://schemas.openxmlformats.org/drawingml/2006/main" noChangeAspect="1"/>
-            </wp:cNvGraphicFramePr>
-            <a:graphic xmlns:a="http://schemas.openxmlformats.org/drawingml/2006/main">
-              <a:graphicData uri="http://schemas.openxmlformats.org/drawingml/2006/picture">
-                <pic:pic xmlns:pic="http://schemas.openxmlformats.org/drawingml/2006/picture">
-                  <pic:nvPicPr>
-                    <pic:cNvPr id="18" name="图片 8"/>
-                    <pic:cNvPicPr>
-                      <a:picLocks noChangeAspect="1" noChangeArrowheads="1"/>
-                    </pic:cNvPicPr>
-                  </pic:nvPicPr>
-                  <pic:blipFill>
-                    <a:blip r:embed="rId9">
-                      <a:extLst>
-                        <a:ext uri="{28A0092B-C50C-407E-A947-70E740481C1C}">
-                          <a14:useLocalDpi xmlns:a14="http://schemas.microsoft.com/office/drawing/2010/main" val="0"/>
-                        </a:ext>
-                      </a:extLst>
-                    </a:blip>
-                    <a:srcRect/>
-                    <a:stretch>
-                      <a:fillRect/>
-                    </a:stretch>
-                  </pic:blipFill>
-                  <pic:spPr>
-                    <a:xfrm>
-                      <a:off x="5261610" y="7098030"/>
-                      <a:ext cx="1442085" cy="1442085"/>
-                    </a:xfrm>
-                    <a:prstGeom prst="rect">
-                      <a:avLst/>
-                    </a:prstGeom>
-                    <a:noFill/>
-                    <a:ln>
-                      <a:noFill/>
-                    </a:ln>
-                  </pic:spPr>
-                </pic:pic>
-              </a:graphicData>
-            </a:graphic>
-          </wp:anchor>
-        </w:drawing>
-      </w:r>
     </w:p>
     <w:p>
       <w:pPr>
@@ -1881,10 +1820,10 @@
           <w:lang w:eastAsia="zh-CN"/>
         </w:rPr>
       </w:pPr>
-      <w:bookmarkStart w:id="0" w:name="_Toc7030"/>
+      <w:bookmarkStart w:id="0" w:name="_Toc24726"/>
       <w:bookmarkStart w:id="1" w:name="_Toc23941"/>
-      <w:bookmarkStart w:id="2" w:name="_Toc24726"/>
-      <w:bookmarkStart w:id="3" w:name="_Toc31071"/>
+      <w:bookmarkStart w:id="2" w:name="_Toc31071"/>
+      <w:bookmarkStart w:id="3" w:name="_Toc7030"/>
     </w:p>
     <w:p>
       <w:pPr>
@@ -1893,71 +1832,10 @@
         </w:rPr>
       </w:pPr>
     </w:p>
-    <w:p>
-      <w:pPr>
-        <w:rPr>
-          <w:lang w:eastAsia="zh-CN"/>
-        </w:rPr>
-      </w:pPr>
-      <w:r>
-        <w:rPr>
-          <w:rFonts w:ascii="Calibri" w:hAnsi="Calibri" w:eastAsia="宋体" w:cs="Arial"/>
-        </w:rPr>
-        <w:drawing>
-          <wp:anchor distT="0" distB="0" distL="114300" distR="114300" simplePos="0" relativeHeight="251663360" behindDoc="0" locked="0" layoutInCell="1" allowOverlap="1">
-            <wp:simplePos x="0" y="0"/>
-            <wp:positionH relativeFrom="column">
-              <wp:posOffset>4927600</wp:posOffset>
-            </wp:positionH>
-            <wp:positionV relativeFrom="paragraph">
-              <wp:posOffset>118110</wp:posOffset>
-            </wp:positionV>
-            <wp:extent cx="640715" cy="269875"/>
-            <wp:effectExtent l="0" t="0" r="14605" b="4445"/>
-            <wp:wrapNone/>
-            <wp:docPr id="10" name="Picture 6"/>
-            <wp:cNvGraphicFramePr>
-              <a:graphicFrameLocks xmlns:a="http://schemas.openxmlformats.org/drawingml/2006/main" noChangeAspect="1"/>
-            </wp:cNvGraphicFramePr>
-            <a:graphic xmlns:a="http://schemas.openxmlformats.org/drawingml/2006/main">
-              <a:graphicData uri="http://schemas.openxmlformats.org/drawingml/2006/picture">
-                <pic:pic xmlns:pic="http://schemas.openxmlformats.org/drawingml/2006/picture">
-                  <pic:nvPicPr>
-                    <pic:cNvPr id="10" name="Picture 6"/>
-                    <pic:cNvPicPr>
-                      <a:picLocks noChangeAspect="1"/>
-                    </pic:cNvPicPr>
-                  </pic:nvPicPr>
-                  <pic:blipFill>
-                    <a:blip r:embed="rId10"/>
-                    <a:stretch>
-                      <a:fillRect/>
-                    </a:stretch>
-                  </pic:blipFill>
-                  <pic:spPr>
-                    <a:xfrm>
-                      <a:off x="0" y="0"/>
-                      <a:ext cx="640715" cy="269875"/>
-                    </a:xfrm>
-                    <a:prstGeom prst="rect">
-                      <a:avLst/>
-                    </a:prstGeom>
-                    <a:noFill/>
-                    <a:ln>
-                      <a:noFill/>
-                    </a:ln>
-                  </pic:spPr>
-                </pic:pic>
-              </a:graphicData>
-            </a:graphic>
-          </wp:anchor>
-        </w:drawing>
-      </w:r>
-    </w:p>
     <w:tbl>
       <w:tblPr>
         <w:tblStyle w:val="233"/>
-        <w:tblW w:w="6772" w:type="dxa"/>
+        <w:tblW w:w="7435" w:type="dxa"/>
         <w:jc w:val="right"/>
         <w:tblLayout w:type="fixed"/>
         <w:tblCellMar>
@@ -1968,10 +1846,10 @@
         </w:tblCellMar>
       </w:tblPr>
       <w:tblGrid>
-        <w:gridCol w:w="1272"/>
-        <w:gridCol w:w="2040"/>
-        <w:gridCol w:w="1166"/>
-        <w:gridCol w:w="2294"/>
+        <w:gridCol w:w="1093"/>
+        <w:gridCol w:w="2227"/>
+        <w:gridCol w:w="1000"/>
+        <w:gridCol w:w="3115"/>
       </w:tblGrid>
       <w:tr>
         <w:tblPrEx>
@@ -1988,7 +1866,7 @@
         </w:trPr>
         <w:tc>
           <w:tcPr>
-            <w:tcW w:w="1272" w:type="dxa"/>
+            <w:tcW w:w="1093" w:type="dxa"/>
             <w:vAlign w:val="center"/>
           </w:tcPr>
           <w:p>
@@ -2017,7 +1895,7 @@
         </w:tc>
         <w:tc>
           <w:tcPr>
-            <w:tcW w:w="2040" w:type="dxa"/>
+            <w:tcW w:w="2227" w:type="dxa"/>
             <w:vAlign w:val="center"/>
           </w:tcPr>
           <w:p>
@@ -2047,7 +1925,7 @@
         </w:tc>
         <w:tc>
           <w:tcPr>
-            <w:tcW w:w="1166" w:type="dxa"/>
+            <w:tcW w:w="1000" w:type="dxa"/>
             <w:vAlign w:val="center"/>
           </w:tcPr>
           <w:p>
@@ -2085,8 +1963,8 @@
         </w:tc>
         <w:tc>
           <w:tcPr>
-            <w:tcW w:w="2294" w:type="dxa"/>
-            <w:vAlign w:val="center"/>
+            <w:tcW w:w="3115" w:type="dxa"/>
+            <w:vAlign w:val="top"/>
           </w:tcPr>
           <w:p>
             <w:pPr>
@@ -2101,6 +1979,143 @@
                 <w:szCs w:val="24"/>
               </w:rPr>
             </w:pPr>
+            <w:r>
+              <w:rPr>
+                <w:rFonts w:hint="eastAsia" w:eastAsia="微软雅黑"/>
+                <w:b/>
+                <w:bCs/>
+                <w:sz w:val="24"/>
+                <w:szCs w:val="24"/>
+                <w:lang w:eastAsia="zh-CN"/>
+              </w:rPr>
+              <w:t>临检所复核人，</w:t>
+            </w:r>
+            <w:r>
+              <w:rPr>
+                <w:sz w:val="18"/>
+              </w:rPr>
+              <w:drawing>
+                <wp:anchor distT="0" distB="0" distL="114300" distR="114300" simplePos="0" relativeHeight="251664384" behindDoc="0" locked="0" layoutInCell="1" allowOverlap="1">
+                  <wp:simplePos x="0" y="0"/>
+                  <wp:positionH relativeFrom="column">
+                    <wp:posOffset>396875</wp:posOffset>
+                  </wp:positionH>
+                  <wp:positionV relativeFrom="paragraph">
+                    <wp:posOffset>-449580</wp:posOffset>
+                  </wp:positionV>
+                  <wp:extent cx="1442085" cy="1442085"/>
+                  <wp:effectExtent l="0" t="0" r="5715" b="5715"/>
+                  <wp:wrapNone/>
+                  <wp:docPr id="18" name="图片 8"/>
+                  <wp:cNvGraphicFramePr>
+                    <a:graphicFrameLocks xmlns:a="http://schemas.openxmlformats.org/drawingml/2006/main" noChangeAspect="1"/>
+                  </wp:cNvGraphicFramePr>
+                  <a:graphic xmlns:a="http://schemas.openxmlformats.org/drawingml/2006/main">
+                    <a:graphicData uri="http://schemas.openxmlformats.org/drawingml/2006/picture">
+                      <pic:pic xmlns:pic="http://schemas.openxmlformats.org/drawingml/2006/picture">
+                        <pic:nvPicPr>
+                          <pic:cNvPr id="18" name="图片 8"/>
+                          <pic:cNvPicPr>
+                            <a:picLocks noChangeAspect="1" noChangeArrowheads="1"/>
+                          </pic:cNvPicPr>
+                        </pic:nvPicPr>
+                        <pic:blipFill>
+                          <a:blip r:embed="rId9">
+                            <a:extLst>
+                              <a:ext uri="{28A0092B-C50C-407E-A947-70E740481C1C}">
+                                <a14:useLocalDpi xmlns:a14="http://schemas.microsoft.com/office/drawing/2010/main" val="0"/>
+                              </a:ext>
+                            </a:extLst>
+                          </a:blip>
+                          <a:srcRect/>
+                          <a:stretch>
+                            <a:fillRect/>
+                          </a:stretch>
+                        </pic:blipFill>
+                        <pic:spPr>
+                          <a:xfrm>
+                            <a:off x="0" y="0"/>
+                            <a:ext cx="1442085" cy="1442085"/>
+                          </a:xfrm>
+                          <a:prstGeom prst="rect">
+                            <a:avLst/>
+                          </a:prstGeom>
+                          <a:noFill/>
+                          <a:ln>
+                            <a:noFill/>
+                          </a:ln>
+                        </pic:spPr>
+                      </pic:pic>
+                    </a:graphicData>
+                  </a:graphic>
+                </wp:anchor>
+              </w:drawing>
+            </w:r>
+            <w:r>
+              <w:rPr>
+                <w:rFonts w:hint="eastAsia" w:eastAsia="微软雅黑"/>
+                <w:lang w:eastAsia="zh-CN"/>
+              </w:rPr>
+              <w:drawing>
+                <wp:anchor distT="0" distB="0" distL="114300" distR="114300" simplePos="0" relativeHeight="251663360" behindDoc="0" locked="0" layoutInCell="1" allowOverlap="1">
+                  <wp:simplePos x="0" y="0"/>
+                  <wp:positionH relativeFrom="column">
+                    <wp:posOffset>1066165</wp:posOffset>
+                  </wp:positionH>
+                  <wp:positionV relativeFrom="paragraph">
+                    <wp:posOffset>8255</wp:posOffset>
+                  </wp:positionV>
+                  <wp:extent cx="495935" cy="280670"/>
+                  <wp:effectExtent l="0" t="0" r="0" b="9525"/>
+                  <wp:wrapNone/>
+                  <wp:docPr id="8" name="图片 8" descr="王建丽"/>
+                  <wp:cNvGraphicFramePr>
+                    <a:graphicFrameLocks xmlns:a="http://schemas.openxmlformats.org/drawingml/2006/main" noChangeAspect="1"/>
+                  </wp:cNvGraphicFramePr>
+                  <a:graphic xmlns:a="http://schemas.openxmlformats.org/drawingml/2006/main">
+                    <a:graphicData uri="http://schemas.openxmlformats.org/drawingml/2006/picture">
+                      <pic:pic xmlns:pic="http://schemas.openxmlformats.org/drawingml/2006/picture">
+                        <pic:nvPicPr>
+                          <pic:cNvPr id="8" name="图片 8" descr="王建丽"/>
+                          <pic:cNvPicPr>
+                            <a:picLocks noChangeAspect="1"/>
+                          </pic:cNvPicPr>
+                        </pic:nvPicPr>
+                        <pic:blipFill>
+                          <a:blip r:embed="rId10">
+                            <a:clrChange>
+                              <a:clrFrom>
+                                <a:srgbClr val="FFFFFF">
+                                  <a:alpha val="100000"/>
+                                </a:srgbClr>
+                              </a:clrFrom>
+                              <a:clrTo>
+                                <a:srgbClr val="FFFFFF">
+                                  <a:alpha val="100000"/>
+                                  <a:alpha val="0"/>
+                                </a:srgbClr>
+                              </a:clrTo>
+                            </a:clrChange>
+                          </a:blip>
+                          <a:stretch>
+                            <a:fillRect/>
+                          </a:stretch>
+                        </pic:blipFill>
+                        <pic:spPr>
+                          <a:xfrm>
+                            <a:off x="0" y="0"/>
+                            <a:ext cx="495935" cy="280670"/>
+                          </a:xfrm>
+                          <a:prstGeom prst="rect">
+                            <a:avLst/>
+                          </a:prstGeom>
+                        </pic:spPr>
+                      </pic:pic>
+                    </a:graphicData>
+                  </a:graphic>
+                </wp:anchor>
+              </w:drawing>
+            </w:r>
           </w:p>
         </w:tc>
       </w:tr>
@@ -2119,7 +2134,7 @@
         </w:trPr>
         <w:tc>
           <w:tcPr>
-            <w:tcW w:w="1272" w:type="dxa"/>
+            <w:tcW w:w="1093" w:type="dxa"/>
             <w:vAlign w:val="center"/>
           </w:tcPr>
           <w:p>
@@ -2167,7 +2182,7 @@
         </w:tc>
         <w:tc>
           <w:tcPr>
-            <w:tcW w:w="2040" w:type="dxa"/>
+            <w:tcW w:w="2227" w:type="dxa"/>
             <w:vAlign w:val="center"/>
           </w:tcPr>
           <w:p>
@@ -2195,7 +2210,7 @@
         </w:tc>
         <w:tc>
           <w:tcPr>
-            <w:tcW w:w="1166" w:type="dxa"/>
+            <w:tcW w:w="1000" w:type="dxa"/>
             <w:vAlign w:val="center"/>
           </w:tcPr>
           <w:p>
@@ -2242,7 +2257,7 @@
         </w:tc>
         <w:tc>
           <w:tcPr>
-            <w:tcW w:w="2294" w:type="dxa"/>
+            <w:tcW w:w="3115" w:type="dxa"/>
             <w:vAlign w:val="center"/>
           </w:tcPr>
           <w:p>
@@ -2280,6 +2295,18 @@
           <w:lang w:eastAsia="zh-CN"/>
         </w:rPr>
       </w:pPr>
+    </w:p>
+    <w:p>
+      <w:pPr>
+        <w:rPr>
+          <w:rFonts w:ascii="Times New Roman" w:hAnsi="Times New Roman" w:eastAsia="微软雅黑" w:cs="Times New Roman"/>
+          <w:sz w:val="24"/>
+          <w:szCs w:val="24"/>
+          <w:lang w:eastAsia="zh-CN"/>
+        </w:rPr>
+      </w:pPr>
+      <w:bookmarkStart w:id="4" w:name="_GoBack"/>
+      <w:bookmarkEnd w:id="4"/>
     </w:p>
     <w:tbl>
       <w:tblPr>
@@ -2456,6 +2483,7 @@
             <w:insideH w:val="single" w:color="365F91" w:sz="12" w:space="0"/>
             <w:insideV w:val="single" w:color="365F91" w:sz="12" w:space="0"/>
           </w:tblBorders>
+          <w:shd w:val="clear" w:color="auto" w:fill="62B541"/>
           <w:tblCellMar>
             <w:top w:w="0" w:type="dxa"/>
             <w:left w:w="108" w:type="dxa"/>
@@ -4027,8 +4055,6 @@
     <w:pPr>
       <w:pStyle w:val="14"/>
     </w:pPr>
-    <w:bookmarkStart w:id="4" w:name="_GoBack"/>
-    <w:bookmarkEnd w:id="4"/>
     <w:r>
       <w:rPr>
         <w:sz w:val="18"/>
@@ -8592,7 +8618,6 @@
   <customSectProps>
     <customSectPr/>
     <customSectPr/>
-    <customSectPr/>
   </customSectProps>
   <customShpExts>
     <customShpInfo spid="_x0000_s1026" textRotate="1"/>

--- a/WebContent/docx/PD-L1检测报告-苏州市立医院-本部&北区.docx
+++ b/WebContent/docx/PD-L1检测报告-苏州市立医院-本部&北区.docx
@@ -1820,9 +1820,11 @@
           <w:lang w:eastAsia="zh-CN"/>
         </w:rPr>
       </w:pPr>
+      <w:bookmarkStart w:id="4" w:name="_GoBack"/>
+      <w:bookmarkEnd w:id="4"/>
       <w:bookmarkStart w:id="0" w:name="_Toc24726"/>
-      <w:bookmarkStart w:id="1" w:name="_Toc23941"/>
-      <w:bookmarkStart w:id="2" w:name="_Toc31071"/>
+      <w:bookmarkStart w:id="1" w:name="_Toc31071"/>
+      <w:bookmarkStart w:id="2" w:name="_Toc23941"/>
       <w:bookmarkStart w:id="3" w:name="_Toc7030"/>
     </w:p>
     <w:p>
@@ -1847,9 +1849,9 @@
       </w:tblPr>
       <w:tblGrid>
         <w:gridCol w:w="1093"/>
-        <w:gridCol w:w="2227"/>
-        <w:gridCol w:w="1000"/>
-        <w:gridCol w:w="3115"/>
+        <w:gridCol w:w="2504"/>
+        <w:gridCol w:w="1020"/>
+        <w:gridCol w:w="2818"/>
       </w:tblGrid>
       <w:tr>
         <w:tblPrEx>
@@ -1895,7 +1897,7 @@
         </w:tc>
         <w:tc>
           <w:tcPr>
-            <w:tcW w:w="2227" w:type="dxa"/>
+            <w:tcW w:w="2504" w:type="dxa"/>
             <w:vAlign w:val="center"/>
           </w:tcPr>
           <w:p>
@@ -1925,7 +1927,7 @@
         </w:tc>
         <w:tc>
           <w:tcPr>
-            <w:tcW w:w="1000" w:type="dxa"/>
+            <w:tcW w:w="1020" w:type="dxa"/>
             <w:vAlign w:val="center"/>
           </w:tcPr>
           <w:p>
@@ -1963,7 +1965,7 @@
         </w:tc>
         <w:tc>
           <w:tcPr>
-            <w:tcW w:w="3115" w:type="dxa"/>
+            <w:tcW w:w="2818" w:type="dxa"/>
             <w:vAlign w:val="top"/>
           </w:tcPr>
           <w:p>
@@ -1981,27 +1983,16 @@
             </w:pPr>
             <w:r>
               <w:rPr>
-                <w:rFonts w:hint="eastAsia" w:eastAsia="微软雅黑"/>
-                <w:b/>
-                <w:bCs/>
-                <w:sz w:val="24"/>
-                <w:szCs w:val="24"/>
-                <w:lang w:eastAsia="zh-CN"/>
-              </w:rPr>
-              <w:t>临检所复核人，</w:t>
-            </w:r>
-            <w:r>
-              <w:rPr>
                 <w:sz w:val="18"/>
               </w:rPr>
               <w:drawing>
                 <wp:anchor distT="0" distB="0" distL="114300" distR="114300" simplePos="0" relativeHeight="251664384" behindDoc="0" locked="0" layoutInCell="1" allowOverlap="1">
                   <wp:simplePos x="0" y="0"/>
                   <wp:positionH relativeFrom="column">
-                    <wp:posOffset>396875</wp:posOffset>
+                    <wp:posOffset>-271780</wp:posOffset>
                   </wp:positionH>
                   <wp:positionV relativeFrom="paragraph">
-                    <wp:posOffset>-449580</wp:posOffset>
+                    <wp:posOffset>-426720</wp:posOffset>
                   </wp:positionV>
                   <wp:extent cx="1442085" cy="1442085"/>
                   <wp:effectExtent l="0" t="0" r="5715" b="5715"/>
@@ -2060,10 +2051,10 @@
                 <wp:anchor distT="0" distB="0" distL="114300" distR="114300" simplePos="0" relativeHeight="251663360" behindDoc="0" locked="0" layoutInCell="1" allowOverlap="1">
                   <wp:simplePos x="0" y="0"/>
                   <wp:positionH relativeFrom="column">
-                    <wp:posOffset>1066165</wp:posOffset>
+                    <wp:posOffset>75565</wp:posOffset>
                   </wp:positionH>
                   <wp:positionV relativeFrom="paragraph">
-                    <wp:posOffset>8255</wp:posOffset>
+                    <wp:posOffset>-14605</wp:posOffset>
                   </wp:positionV>
                   <wp:extent cx="495935" cy="280670"/>
                   <wp:effectExtent l="0" t="0" r="0" b="9525"/>
@@ -2182,7 +2173,7 @@
         </w:tc>
         <w:tc>
           <w:tcPr>
-            <w:tcW w:w="2227" w:type="dxa"/>
+            <w:tcW w:w="2504" w:type="dxa"/>
             <w:vAlign w:val="center"/>
           </w:tcPr>
           <w:p>
@@ -2210,7 +2201,7 @@
         </w:tc>
         <w:tc>
           <w:tcPr>
-            <w:tcW w:w="1000" w:type="dxa"/>
+            <w:tcW w:w="1020" w:type="dxa"/>
             <w:vAlign w:val="center"/>
           </w:tcPr>
           <w:p>
@@ -2257,7 +2248,7 @@
         </w:tc>
         <w:tc>
           <w:tcPr>
-            <w:tcW w:w="3115" w:type="dxa"/>
+            <w:tcW w:w="2818" w:type="dxa"/>
             <w:vAlign w:val="center"/>
           </w:tcPr>
           <w:p>
@@ -2305,8 +2296,6 @@
           <w:lang w:eastAsia="zh-CN"/>
         </w:rPr>
       </w:pPr>
-      <w:bookmarkStart w:id="4" w:name="_GoBack"/>
-      <w:bookmarkEnd w:id="4"/>
     </w:p>
     <w:tbl>
       <w:tblPr>

--- a/WebContent/docx/PD-L1检测报告-苏州市立医院-本部&北区.docx
+++ b/WebContent/docx/PD-L1检测报告-苏州市立医院-本部&北区.docx
@@ -1820,12 +1820,10 @@
           <w:lang w:eastAsia="zh-CN"/>
         </w:rPr>
       </w:pPr>
-      <w:bookmarkStart w:id="4" w:name="_GoBack"/>
-      <w:bookmarkEnd w:id="4"/>
-      <w:bookmarkStart w:id="0" w:name="_Toc24726"/>
-      <w:bookmarkStart w:id="1" w:name="_Toc31071"/>
-      <w:bookmarkStart w:id="2" w:name="_Toc23941"/>
-      <w:bookmarkStart w:id="3" w:name="_Toc7030"/>
+      <w:bookmarkStart w:id="0" w:name="_Toc7030"/>
+      <w:bookmarkStart w:id="1" w:name="_Toc24726"/>
+      <w:bookmarkStart w:id="2" w:name="_Toc31071"/>
+      <w:bookmarkStart w:id="3" w:name="_Toc23941"/>
     </w:p>
     <w:p>
       <w:pPr>
@@ -1983,16 +1981,58 @@
             </w:pPr>
             <w:r>
               <w:rPr>
+                <w:rFonts w:hint="default" w:ascii="Times New Roman" w:hAnsi="Times New Roman" w:cs="Times New Roman"/>
+                <w:sz w:val="16"/>
+                <w:szCs w:val="16"/>
+              </w:rPr>
+              <w:t>{{"ty_tianjin2"|sign(</w:t>
+            </w:r>
+            <w:r>
+              <w:rPr>
+                <w:rFonts w:hint="eastAsia" w:ascii="Times New Roman" w:hAnsi="Times New Roman" w:cs="Times New Roman"/>
+                <w:sz w:val="16"/>
+                <w:szCs w:val="16"/>
+                <w:lang w:val="en-US" w:eastAsia="zh-CN"/>
+              </w:rPr>
+              <w:t>39</w:t>
+            </w:r>
+            <w:r>
+              <w:rPr>
+                <w:rFonts w:hint="default" w:ascii="Times New Roman" w:hAnsi="Times New Roman" w:cs="Times New Roman"/>
+                <w:sz w:val="16"/>
+                <w:szCs w:val="16"/>
+              </w:rPr>
+              <w:t>,</w:t>
+            </w:r>
+            <w:r>
+              <w:rPr>
+                <w:rFonts w:hint="eastAsia" w:ascii="Times New Roman" w:hAnsi="Times New Roman" w:cs="Times New Roman"/>
+                <w:sz w:val="16"/>
+                <w:szCs w:val="16"/>
+                <w:lang w:val="en-US" w:eastAsia="zh-CN"/>
+              </w:rPr>
+              <w:t>22</w:t>
+            </w:r>
+            <w:r>
+              <w:rPr>
+                <w:rFonts w:hint="default" w:ascii="Times New Roman" w:hAnsi="Times New Roman" w:cs="Times New Roman"/>
+                <w:sz w:val="16"/>
+                <w:szCs w:val="16"/>
+              </w:rPr>
+              <w:t>)}}</w:t>
+            </w:r>
+            <w:r>
+              <w:rPr>
                 <w:sz w:val="18"/>
               </w:rPr>
               <w:drawing>
-                <wp:anchor distT="0" distB="0" distL="114300" distR="114300" simplePos="0" relativeHeight="251664384" behindDoc="0" locked="0" layoutInCell="1" allowOverlap="1">
+                <wp:anchor distT="0" distB="0" distL="114300" distR="114300" simplePos="0" relativeHeight="251663360" behindDoc="0" locked="0" layoutInCell="1" allowOverlap="1">
                   <wp:simplePos x="0" y="0"/>
                   <wp:positionH relativeFrom="column">
-                    <wp:posOffset>-271780</wp:posOffset>
+                    <wp:posOffset>-226060</wp:posOffset>
                   </wp:positionH>
                   <wp:positionV relativeFrom="paragraph">
-                    <wp:posOffset>-426720</wp:posOffset>
+                    <wp:posOffset>-472440</wp:posOffset>
                   </wp:positionV>
                   <wp:extent cx="1442085" cy="1442085"/>
                   <wp:effectExtent l="0" t="0" r="5715" b="5715"/>
@@ -2035,71 +2075,6 @@
                           <a:ln>
                             <a:noFill/>
                           </a:ln>
-                        </pic:spPr>
-                      </pic:pic>
-                    </a:graphicData>
-                  </a:graphic>
-                </wp:anchor>
-              </w:drawing>
-            </w:r>
-            <w:r>
-              <w:rPr>
-                <w:rFonts w:hint="eastAsia" w:eastAsia="微软雅黑"/>
-                <w:lang w:eastAsia="zh-CN"/>
-              </w:rPr>
-              <w:drawing>
-                <wp:anchor distT="0" distB="0" distL="114300" distR="114300" simplePos="0" relativeHeight="251663360" behindDoc="0" locked="0" layoutInCell="1" allowOverlap="1">
-                  <wp:simplePos x="0" y="0"/>
-                  <wp:positionH relativeFrom="column">
-                    <wp:posOffset>75565</wp:posOffset>
-                  </wp:positionH>
-                  <wp:positionV relativeFrom="paragraph">
-                    <wp:posOffset>-14605</wp:posOffset>
-                  </wp:positionV>
-                  <wp:extent cx="495935" cy="280670"/>
-                  <wp:effectExtent l="0" t="0" r="0" b="9525"/>
-                  <wp:wrapNone/>
-                  <wp:docPr id="8" name="图片 8" descr="王建丽"/>
-                  <wp:cNvGraphicFramePr>
-                    <a:graphicFrameLocks xmlns:a="http://schemas.openxmlformats.org/drawingml/2006/main" noChangeAspect="1"/>
-                  </wp:cNvGraphicFramePr>
-                  <a:graphic xmlns:a="http://schemas.openxmlformats.org/drawingml/2006/main">
-                    <a:graphicData uri="http://schemas.openxmlformats.org/drawingml/2006/picture">
-                      <pic:pic xmlns:pic="http://schemas.openxmlformats.org/drawingml/2006/picture">
-                        <pic:nvPicPr>
-                          <pic:cNvPr id="8" name="图片 8" descr="王建丽"/>
-                          <pic:cNvPicPr>
-                            <a:picLocks noChangeAspect="1"/>
-                          </pic:cNvPicPr>
-                        </pic:nvPicPr>
-                        <pic:blipFill>
-                          <a:blip r:embed="rId10">
-                            <a:clrChange>
-                              <a:clrFrom>
-                                <a:srgbClr val="FFFFFF">
-                                  <a:alpha val="100000"/>
-                                </a:srgbClr>
-                              </a:clrFrom>
-                              <a:clrTo>
-                                <a:srgbClr val="FFFFFF">
-                                  <a:alpha val="100000"/>
-                                  <a:alpha val="0"/>
-                                </a:srgbClr>
-                              </a:clrTo>
-                            </a:clrChange>
-                          </a:blip>
-                          <a:stretch>
-                            <a:fillRect/>
-                          </a:stretch>
-                        </pic:blipFill>
-                        <pic:spPr>
-                          <a:xfrm>
-                            <a:off x="0" y="0"/>
-                            <a:ext cx="495935" cy="280670"/>
-                          </a:xfrm>
-                          <a:prstGeom prst="rect">
-                            <a:avLst/>
-                          </a:prstGeom>
                         </pic:spPr>
                       </pic:pic>
                     </a:graphicData>
@@ -2472,7 +2447,6 @@
             <w:insideH w:val="single" w:color="365F91" w:sz="12" w:space="0"/>
             <w:insideV w:val="single" w:color="365F91" w:sz="12" w:space="0"/>
           </w:tblBorders>
-          <w:shd w:val="clear" w:color="auto" w:fill="62B541"/>
           <w:tblCellMar>
             <w:top w:w="0" w:type="dxa"/>
             <w:left w:w="108" w:type="dxa"/>
@@ -4044,6 +4018,8 @@
     <w:pPr>
       <w:pStyle w:val="14"/>
     </w:pPr>
+    <w:bookmarkStart w:id="4" w:name="_GoBack"/>
+    <w:bookmarkEnd w:id="4"/>
     <w:r>
       <w:rPr>
         <w:sz w:val="18"/>
@@ -4059,7 +4035,7 @@
               <wp:positionV relativeFrom="paragraph">
                 <wp:posOffset>0</wp:posOffset>
               </wp:positionV>
-              <wp:extent cx="1828800" cy="1828800"/>
+              <wp:extent cx="95250" cy="1828800"/>
               <wp:effectExtent l="0" t="0" r="0" b="0"/>
               <wp:wrapNone/>
               <wp:docPr id="2" name="文本框 2"/>
@@ -4071,7 +4047,7 @@
                     <wps:spPr>
                       <a:xfrm>
                         <a:off x="0" y="0"/>
-                        <a:ext cx="1828800" cy="1828800"/>
+                        <a:ext cx="95250" cy="1828800"/>
                       </a:xfrm>
                       <a:prstGeom prst="rect">
                         <a:avLst/>
@@ -4102,8 +4078,8 @@
                             <w:pStyle w:val="14"/>
                             <w:rPr>
                               <w:rFonts w:hint="default" w:ascii="Times New Roman" w:hAnsi="Times New Roman" w:cs="Times New Roman"/>
-                              <w:b/>
-                              <w:bCs/>
+                              <w:b w:val="0"/>
+                              <w:bCs w:val="0"/>
                               <w:sz w:val="21"/>
                               <w:szCs w:val="21"/>
                             </w:rPr>
@@ -4111,8 +4087,8 @@
                           <w:r>
                             <w:rPr>
                               <w:rFonts w:hint="default" w:ascii="Times New Roman" w:hAnsi="Times New Roman" w:cs="Times New Roman"/>
-                              <w:b/>
-                              <w:bCs/>
+                              <w:b w:val="0"/>
+                              <w:bCs w:val="0"/>
                               <w:sz w:val="21"/>
                               <w:szCs w:val="21"/>
                             </w:rPr>
@@ -4121,8 +4097,8 @@
                           <w:r>
                             <w:rPr>
                               <w:rFonts w:hint="default" w:ascii="Times New Roman" w:hAnsi="Times New Roman" w:cs="Times New Roman"/>
-                              <w:b/>
-                              <w:bCs/>
+                              <w:b w:val="0"/>
+                              <w:bCs w:val="0"/>
                               <w:sz w:val="21"/>
                               <w:szCs w:val="21"/>
                             </w:rPr>
@@ -4131,8 +4107,8 @@
                           <w:r>
                             <w:rPr>
                               <w:rFonts w:hint="default" w:ascii="Times New Roman" w:hAnsi="Times New Roman" w:cs="Times New Roman"/>
-                              <w:b/>
-                              <w:bCs/>
+                              <w:b w:val="0"/>
+                              <w:bCs w:val="0"/>
                               <w:sz w:val="21"/>
                               <w:szCs w:val="21"/>
                             </w:rPr>
@@ -4141,8 +4117,8 @@
                           <w:r>
                             <w:rPr>
                               <w:rFonts w:hint="default" w:ascii="Times New Roman" w:hAnsi="Times New Roman" w:cs="Times New Roman"/>
-                              <w:b/>
-                              <w:bCs/>
+                              <w:b w:val="0"/>
+                              <w:bCs w:val="0"/>
                               <w:sz w:val="21"/>
                               <w:szCs w:val="21"/>
                             </w:rPr>
@@ -4151,8 +4127,8 @@
                           <w:r>
                             <w:rPr>
                               <w:rFonts w:hint="default" w:ascii="Times New Roman" w:hAnsi="Times New Roman" w:cs="Times New Roman"/>
-                              <w:b/>
-                              <w:bCs/>
+                              <w:b w:val="0"/>
+                              <w:bCs w:val="0"/>
                               <w:sz w:val="21"/>
                               <w:szCs w:val="21"/>
                             </w:rPr>
@@ -4161,7 +4137,7 @@
                         </w:p>
                       </w:txbxContent>
                     </wps:txbx>
-                    <wps:bodyPr rot="0" spcFirstLastPara="0" vertOverflow="overflow" horzOverflow="overflow" vert="horz" wrap="none" lIns="0" tIns="0" rIns="0" bIns="0" numCol="1" spcCol="0" rtlCol="0" fromWordArt="0" anchor="t" anchorCtr="0" forceAA="0" upright="0" compatLnSpc="1">
+                    <wps:bodyPr rot="0" spcFirstLastPara="0" vertOverflow="overflow" horzOverflow="overflow" vert="horz" wrap="square" lIns="0" tIns="0" rIns="0" bIns="0" numCol="1" spcCol="0" rtlCol="0" fromWordArt="0" anchor="t" anchorCtr="0" forceAA="0" upright="0" compatLnSpc="1">
                       <a:spAutoFit/>
                     </wps:bodyPr>
                   </wps:wsp>
@@ -4172,7 +4148,7 @@
         </mc:Choice>
         <mc:Fallback>
           <w:pict>
-            <v:shape id="_x0000_s1026" o:spid="_x0000_s1026" o:spt="202" type="#_x0000_t202" style="position:absolute;left:0pt;margin-top:0pt;height:144pt;width:144pt;mso-position-horizontal:center;mso-position-horizontal-relative:margin;mso-wrap-style:none;z-index:251659264;mso-width-relative:page;mso-height-relative:page;" filled="f" stroked="f" coordsize="21600,21600" o:gfxdata="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">
+            <v:shape id="_x0000_s1026" o:spid="_x0000_s1026" o:spt="202" type="#_x0000_t202" style="position:absolute;left:0pt;margin-top:0pt;height:144pt;width:7.5pt;mso-position-horizontal:center;mso-position-horizontal-relative:margin;z-index:251659264;mso-width-relative:page;mso-height-relative:page;" filled="f" stroked="f" coordsize="21600,21600" o:gfxdata="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">
               <v:fill on="f" focussize="0,0"/>
               <v:stroke on="f" weight="0.5pt"/>
               <v:imagedata o:title=""/>
@@ -4184,8 +4160,8 @@
                       <w:pStyle w:val="14"/>
                       <w:rPr>
                         <w:rFonts w:hint="default" w:ascii="Times New Roman" w:hAnsi="Times New Roman" w:cs="Times New Roman"/>
-                        <w:b/>
-                        <w:bCs/>
+                        <w:b w:val="0"/>
+                        <w:bCs w:val="0"/>
                         <w:sz w:val="21"/>
                         <w:szCs w:val="21"/>
                       </w:rPr>
@@ -4193,8 +4169,8 @@
                     <w:r>
                       <w:rPr>
                         <w:rFonts w:hint="default" w:ascii="Times New Roman" w:hAnsi="Times New Roman" w:cs="Times New Roman"/>
-                        <w:b/>
-                        <w:bCs/>
+                        <w:b w:val="0"/>
+                        <w:bCs w:val="0"/>
                         <w:sz w:val="21"/>
                         <w:szCs w:val="21"/>
                       </w:rPr>
@@ -4203,8 +4179,8 @@
                     <w:r>
                       <w:rPr>
                         <w:rFonts w:hint="default" w:ascii="Times New Roman" w:hAnsi="Times New Roman" w:cs="Times New Roman"/>
-                        <w:b/>
-                        <w:bCs/>
+                        <w:b w:val="0"/>
+                        <w:bCs w:val="0"/>
                         <w:sz w:val="21"/>
                         <w:szCs w:val="21"/>
                       </w:rPr>
@@ -4213,8 +4189,8 @@
                     <w:r>
                       <w:rPr>
                         <w:rFonts w:hint="default" w:ascii="Times New Roman" w:hAnsi="Times New Roman" w:cs="Times New Roman"/>
-                        <w:b/>
-                        <w:bCs/>
+                        <w:b w:val="0"/>
+                        <w:bCs w:val="0"/>
                         <w:sz w:val="21"/>
                         <w:szCs w:val="21"/>
                       </w:rPr>
@@ -4223,8 +4199,8 @@
                     <w:r>
                       <w:rPr>
                         <w:rFonts w:hint="default" w:ascii="Times New Roman" w:hAnsi="Times New Roman" w:cs="Times New Roman"/>
-                        <w:b/>
-                        <w:bCs/>
+                        <w:b w:val="0"/>
+                        <w:bCs w:val="0"/>
                         <w:sz w:val="21"/>
                         <w:szCs w:val="21"/>
                       </w:rPr>
@@ -4233,8 +4209,8 @@
                     <w:r>
                       <w:rPr>
                         <w:rFonts w:hint="default" w:ascii="Times New Roman" w:hAnsi="Times New Roman" w:cs="Times New Roman"/>
-                        <w:b/>
-                        <w:bCs/>
+                        <w:b w:val="0"/>
+                        <w:bCs w:val="0"/>
                         <w:sz w:val="21"/>
                         <w:szCs w:val="21"/>
                       </w:rPr>
@@ -4316,8 +4292,8 @@
                             <w:pStyle w:val="14"/>
                             <w:rPr>
                               <w:rFonts w:hint="default" w:ascii="Times New Roman" w:hAnsi="Times New Roman" w:cs="Times New Roman"/>
-                              <w:b/>
-                              <w:bCs/>
+                              <w:b w:val="0"/>
+                              <w:bCs w:val="0"/>
                               <w:sz w:val="21"/>
                               <w:szCs w:val="21"/>
                             </w:rPr>
@@ -4325,8 +4301,8 @@
                           <w:r>
                             <w:rPr>
                               <w:rFonts w:hint="default" w:ascii="Times New Roman" w:hAnsi="Times New Roman" w:cs="Times New Roman"/>
-                              <w:b/>
-                              <w:bCs/>
+                              <w:b w:val="0"/>
+                              <w:bCs w:val="0"/>
                               <w:sz w:val="21"/>
                               <w:szCs w:val="21"/>
                             </w:rPr>
@@ -4335,8 +4311,8 @@
                           <w:r>
                             <w:rPr>
                               <w:rFonts w:hint="default" w:ascii="Times New Roman" w:hAnsi="Times New Roman" w:cs="Times New Roman"/>
-                              <w:b/>
-                              <w:bCs/>
+                              <w:b w:val="0"/>
+                              <w:bCs w:val="0"/>
                               <w:sz w:val="21"/>
                               <w:szCs w:val="21"/>
                             </w:rPr>
@@ -4345,8 +4321,8 @@
                           <w:r>
                             <w:rPr>
                               <w:rFonts w:hint="default" w:ascii="Times New Roman" w:hAnsi="Times New Roman" w:cs="Times New Roman"/>
-                              <w:b/>
-                              <w:bCs/>
+                              <w:b w:val="0"/>
+                              <w:bCs w:val="0"/>
                               <w:sz w:val="21"/>
                               <w:szCs w:val="21"/>
                             </w:rPr>
@@ -4355,8 +4331,8 @@
                           <w:r>
                             <w:rPr>
                               <w:rFonts w:hint="default" w:ascii="Times New Roman" w:hAnsi="Times New Roman" w:cs="Times New Roman"/>
-                              <w:b/>
-                              <w:bCs/>
+                              <w:b w:val="0"/>
+                              <w:bCs w:val="0"/>
                               <w:sz w:val="21"/>
                               <w:szCs w:val="21"/>
                             </w:rPr>
@@ -4365,8 +4341,8 @@
                           <w:r>
                             <w:rPr>
                               <w:rFonts w:hint="default" w:ascii="Times New Roman" w:hAnsi="Times New Roman" w:cs="Times New Roman"/>
-                              <w:b/>
-                              <w:bCs/>
+                              <w:b w:val="0"/>
+                              <w:bCs w:val="0"/>
                               <w:sz w:val="21"/>
                               <w:szCs w:val="21"/>
                             </w:rPr>
@@ -4398,8 +4374,8 @@
                       <w:pStyle w:val="14"/>
                       <w:rPr>
                         <w:rFonts w:hint="default" w:ascii="Times New Roman" w:hAnsi="Times New Roman" w:cs="Times New Roman"/>
-                        <w:b/>
-                        <w:bCs/>
+                        <w:b w:val="0"/>
+                        <w:bCs w:val="0"/>
                         <w:sz w:val="21"/>
                         <w:szCs w:val="21"/>
                       </w:rPr>
@@ -4407,8 +4383,8 @@
                     <w:r>
                       <w:rPr>
                         <w:rFonts w:hint="default" w:ascii="Times New Roman" w:hAnsi="Times New Roman" w:cs="Times New Roman"/>
-                        <w:b/>
-                        <w:bCs/>
+                        <w:b w:val="0"/>
+                        <w:bCs w:val="0"/>
                         <w:sz w:val="21"/>
                         <w:szCs w:val="21"/>
                       </w:rPr>
@@ -4417,8 +4393,8 @@
                     <w:r>
                       <w:rPr>
                         <w:rFonts w:hint="default" w:ascii="Times New Roman" w:hAnsi="Times New Roman" w:cs="Times New Roman"/>
-                        <w:b/>
-                        <w:bCs/>
+                        <w:b w:val="0"/>
+                        <w:bCs w:val="0"/>
                         <w:sz w:val="21"/>
                         <w:szCs w:val="21"/>
                       </w:rPr>
@@ -4427,8 +4403,8 @@
                     <w:r>
                       <w:rPr>
                         <w:rFonts w:hint="default" w:ascii="Times New Roman" w:hAnsi="Times New Roman" w:cs="Times New Roman"/>
-                        <w:b/>
-                        <w:bCs/>
+                        <w:b w:val="0"/>
+                        <w:bCs w:val="0"/>
                         <w:sz w:val="21"/>
                         <w:szCs w:val="21"/>
                       </w:rPr>
@@ -4437,8 +4413,8 @@
                     <w:r>
                       <w:rPr>
                         <w:rFonts w:hint="default" w:ascii="Times New Roman" w:hAnsi="Times New Roman" w:cs="Times New Roman"/>
-                        <w:b/>
-                        <w:bCs/>
+                        <w:b w:val="0"/>
+                        <w:bCs w:val="0"/>
                         <w:sz w:val="21"/>
                         <w:szCs w:val="21"/>
                       </w:rPr>
@@ -4447,8 +4423,8 @@
                     <w:r>
                       <w:rPr>
                         <w:rFonts w:hint="default" w:ascii="Times New Roman" w:hAnsi="Times New Roman" w:cs="Times New Roman"/>
-                        <w:b/>
-                        <w:bCs/>
+                        <w:b w:val="0"/>
+                        <w:bCs w:val="0"/>
                         <w:sz w:val="21"/>
                         <w:szCs w:val="21"/>
                       </w:rPr>
